--- a/tests/fixtures/minimal_template.docx
+++ b/tests/fixtures/minimal_template.docx
@@ -49,7 +49,7 @@
     </w:p>
     <w:p>
       <w:r>
-        <w:t>Call «MR_Contact» at «MR_Contact_Phone_».</w:t>
+        <w:t>Call «Solicitor_Name» at «Solicitor_Phone».</w:t>
       </w:r>
     </w:p>
     <w:p>

--- a/tests/fixtures/minimal_template.docx
+++ b/tests/fixtures/minimal_template.docx
@@ -64,6 +64,39 @@
     </w:p>
     <w:p>
       <w:r>
+        <w:t>«</w:t>
+      </w:r>
+      <w:r>
+        <w:t>Solicitor_Name</w:t>
+      </w:r>
+      <w:r>
+        <w:t>»</w:t>
+      </w:r>
+    </w:p>
+    <w:p>
+      <w:r>
+        <w:t>«</w:t>
+      </w:r>
+      <w:r>
+        <w:t>Solicitor_Phone</w:t>
+      </w:r>
+      <w:r>
+        <w:t>»</w:t>
+      </w:r>
+    </w:p>
+    <w:p>
+      <w:r>
+        <w:t>«</w:t>
+      </w:r>
+      <w:r>
+        <w:t>Solicitor_Email</w:t>
+      </w:r>
+      <w:r>
+        <w:t>»</w:t>
+      </w:r>
+    </w:p>
+    <w:p>
+      <w:r>
         <w:t>cc: «MR_Contact»</w:t>
       </w:r>
     </w:p>
